--- a/sro-docs/sro/СССС/templates/01_Заявление_о_вступлении.docx
+++ b/sro-docs/sro/СССС/templates/01_Заявление_о_вступлении.docx
@@ -1971,12 +1971,12 @@
         <w:tc>
           <w:tcPr>
             <w:tcW w:w="3192" w:type="dxa"/>
-          </w:tcPr>
-          <w:p>
-            <w:pPr>
-              <w:spacing w:after="0" w:line="240" w:lineRule="atLeast"/>
-              <w:contextualSpacing/>
-              <w:jc w:val="center"/>
+            <w:vAlign w:val="center"/>
+          </w:tcPr>
+          <w:p>
+            <w:pPr>
+              <w:spacing w:after="0" w:line="240" w:lineRule="atLeast"/>
+              <w:contextualSpacing/>
               <w:rPr>
                 <w:rFonts w:ascii="Times New Roman" w:hAnsi="Times New Roman"/>
                 <w:b/>
@@ -1985,30 +1985,16 @@
                 <w:szCs w:val="32"/>
                 <w:lang w:val="en-US"/>
               </w:rPr>
-            </w:pPr>
-          </w:p>
-          <w:p>
-            <w:pPr>
-              <w:spacing w:after="0" w:line="240" w:lineRule="atLeast"/>
-              <w:contextualSpacing/>
-              <w:jc w:val="center"/>
-              <w:rPr>
-                <w:rFonts w:ascii="Times New Roman" w:hAnsi="Times New Roman"/>
+              <w:jc w:val="center"/>
+            </w:pPr>
+            <w:r>
+              <w:rPr>
+                <w:rFonts w:ascii="Times New Roman" w:hAnsi="Times New Roman"/>
+                <w:lang w:val="en-US"/>
                 <w:b/>
                 <w:bCs/>
                 <w:sz w:val="32"/>
                 <w:szCs w:val="32"/>
-                <w:lang w:val="en-US"/>
-              </w:rPr>
-            </w:pPr>
-            <w:r>
-              <w:rPr>
-                <w:rFonts w:ascii="Times New Roman" w:hAnsi="Times New Roman"/>
-                <w:b/>
-                <w:bCs/>
-                <w:sz w:val="32"/>
-                <w:szCs w:val="32"/>
-                <w:lang w:val="en-US"/>
               </w:rPr>
               <w:t xml:space="preserve">{{mark_object_ordinary}}</w:t>
             </w:r>
@@ -2063,23 +2049,26 @@
         <w:tc>
           <w:tcPr>
             <w:tcW w:w="3192" w:type="dxa"/>
-          </w:tcPr>
-          <w:p>
-            <w:pPr>
-              <w:spacing w:after="0" w:line="240" w:lineRule="atLeast"/>
-              <w:contextualSpacing/>
-              <w:jc w:val="both"/>
+            <w:vAlign w:val="center"/>
+          </w:tcPr>
+          <w:p>
+            <w:pPr>
+              <w:spacing w:after="0" w:line="240" w:lineRule="atLeast"/>
+              <w:contextualSpacing/>
               <w:rPr>
                 <w:rFonts w:ascii="Times New Roman" w:hAnsi="Times New Roman"/>
                 <w:sz w:val="20"/>
                 <w:szCs w:val="20"/>
               </w:rPr>
-            </w:pPr>
-            <w:r>
-              <w:rPr>
-                <w:rFonts w:ascii="Times New Roman" w:hAnsi="Times New Roman"/>
-                <w:sz w:val="20"/>
-                <w:szCs w:val="20"/>
+              <w:jc w:val="center"/>
+            </w:pPr>
+            <w:r>
+              <w:rPr>
+                <w:rFonts w:ascii="Times New Roman" w:hAnsi="Times New Roman"/>
+                <w:b/>
+                <w:bCs/>
+                <w:sz w:val="32"/>
+                <w:szCs w:val="32"/>
               </w:rPr>
               <w:t xml:space="preserve">{{mark_object_hazardous}}</w:t>
             </w:r>
@@ -2118,23 +2107,26 @@
         <w:tc>
           <w:tcPr>
             <w:tcW w:w="3192" w:type="dxa"/>
-          </w:tcPr>
-          <w:p>
-            <w:pPr>
-              <w:spacing w:after="0" w:line="240" w:lineRule="atLeast"/>
-              <w:contextualSpacing/>
-              <w:jc w:val="both"/>
+            <w:vAlign w:val="center"/>
+          </w:tcPr>
+          <w:p>
+            <w:pPr>
+              <w:spacing w:after="0" w:line="240" w:lineRule="atLeast"/>
+              <w:contextualSpacing/>
               <w:rPr>
                 <w:rFonts w:ascii="Times New Roman" w:hAnsi="Times New Roman"/>
                 <w:sz w:val="20"/>
                 <w:szCs w:val="20"/>
               </w:rPr>
-            </w:pPr>
-            <w:r>
-              <w:rPr>
-                <w:rFonts w:ascii="Times New Roman" w:hAnsi="Times New Roman"/>
-                <w:sz w:val="20"/>
-                <w:szCs w:val="20"/>
+              <w:jc w:val="center"/>
+            </w:pPr>
+            <w:r>
+              <w:rPr>
+                <w:rFonts w:ascii="Times New Roman" w:hAnsi="Times New Roman"/>
+                <w:b/>
+                <w:bCs/>
+                <w:sz w:val="32"/>
+                <w:szCs w:val="32"/>
               </w:rPr>
               <w:t xml:space="preserve">{{mark_object_nuclear}}</w:t>
             </w:r>
@@ -2508,7 +2500,6 @@
             <w:pPr>
               <w:spacing w:after="0" w:line="240" w:lineRule="atLeast"/>
               <w:contextualSpacing/>
-              <w:jc w:val="center"/>
               <w:rPr>
                 <w:rFonts w:ascii="Times New Roman" w:hAnsi="Times New Roman"/>
                 <w:b/>
@@ -2517,15 +2508,16 @@
                 <w:szCs w:val="36"/>
                 <w:lang w:val="en-US"/>
               </w:rPr>
-            </w:pPr>
-            <w:r>
-              <w:rPr>
-                <w:rFonts w:ascii="Times New Roman" w:hAnsi="Times New Roman"/>
+              <w:jc w:val="center"/>
+            </w:pPr>
+            <w:r>
+              <w:rPr>
+                <w:rFonts w:ascii="Times New Roman" w:hAnsi="Times New Roman"/>
+                <w:lang w:val="en-US"/>
                 <w:b/>
                 <w:bCs/>
                 <w:sz w:val="36"/>
                 <w:szCs w:val="36"/>
-                <w:lang w:val="en-US"/>
               </w:rPr>
               <w:t xml:space="preserve">{{mark_harm_level1}}</w:t>
             </w:r>
@@ -2647,18 +2639,20 @@
             <w:pPr>
               <w:spacing w:after="0" w:line="240" w:lineRule="atLeast"/>
               <w:contextualSpacing/>
-              <w:jc w:val="center"/>
               <w:rPr>
                 <w:rFonts w:ascii="Times New Roman" w:hAnsi="Times New Roman"/>
                 <w:sz w:val="20"/>
                 <w:szCs w:val="20"/>
               </w:rPr>
-            </w:pPr>
-            <w:r>
-              <w:rPr>
-                <w:rFonts w:ascii="Times New Roman" w:hAnsi="Times New Roman"/>
-                <w:sz w:val="20"/>
-                <w:szCs w:val="20"/>
+              <w:jc w:val="center"/>
+            </w:pPr>
+            <w:r>
+              <w:rPr>
+                <w:rFonts w:ascii="Times New Roman" w:hAnsi="Times New Roman"/>
+                <w:b/>
+                <w:bCs/>
+                <w:sz w:val="36"/>
+                <w:szCs w:val="36"/>
               </w:rPr>
               <w:t xml:space="preserve">{{mark_harm_level2}}</w:t>
             </w:r>
@@ -2804,18 +2798,20 @@
             <w:pPr>
               <w:spacing w:after="0" w:line="240" w:lineRule="atLeast"/>
               <w:contextualSpacing/>
-              <w:jc w:val="center"/>
               <w:rPr>
                 <w:rFonts w:ascii="Times New Roman" w:hAnsi="Times New Roman"/>
                 <w:sz w:val="20"/>
                 <w:szCs w:val="20"/>
               </w:rPr>
-            </w:pPr>
-            <w:r>
-              <w:rPr>
-                <w:rFonts w:ascii="Times New Roman" w:hAnsi="Times New Roman"/>
-                <w:sz w:val="20"/>
-                <w:szCs w:val="20"/>
+              <w:jc w:val="center"/>
+            </w:pPr>
+            <w:r>
+              <w:rPr>
+                <w:rFonts w:ascii="Times New Roman" w:hAnsi="Times New Roman"/>
+                <w:b/>
+                <w:bCs/>
+                <w:sz w:val="36"/>
+                <w:szCs w:val="36"/>
               </w:rPr>
               <w:t xml:space="preserve">{{mark_harm_level3}}</w:t>
             </w:r>
@@ -2953,18 +2949,20 @@
             <w:pPr>
               <w:spacing w:after="0" w:line="240" w:lineRule="atLeast"/>
               <w:contextualSpacing/>
-              <w:jc w:val="center"/>
               <w:rPr>
                 <w:rFonts w:ascii="Times New Roman" w:hAnsi="Times New Roman"/>
                 <w:sz w:val="20"/>
                 <w:szCs w:val="20"/>
               </w:rPr>
-            </w:pPr>
-            <w:r>
-              <w:rPr>
-                <w:rFonts w:ascii="Times New Roman" w:hAnsi="Times New Roman"/>
-                <w:sz w:val="20"/>
-                <w:szCs w:val="20"/>
+              <w:jc w:val="center"/>
+            </w:pPr>
+            <w:r>
+              <w:rPr>
+                <w:rFonts w:ascii="Times New Roman" w:hAnsi="Times New Roman"/>
+                <w:b/>
+                <w:bCs/>
+                <w:sz w:val="36"/>
+                <w:szCs w:val="36"/>
               </w:rPr>
               <w:t xml:space="preserve">{{mark_harm_level4}}</w:t>
             </w:r>
@@ -3102,18 +3100,20 @@
             <w:pPr>
               <w:spacing w:after="0" w:line="240" w:lineRule="atLeast"/>
               <w:contextualSpacing/>
-              <w:jc w:val="center"/>
               <w:rPr>
                 <w:rFonts w:ascii="Times New Roman" w:hAnsi="Times New Roman"/>
                 <w:sz w:val="20"/>
                 <w:szCs w:val="20"/>
               </w:rPr>
-            </w:pPr>
-            <w:r>
-              <w:rPr>
-                <w:rFonts w:ascii="Times New Roman" w:hAnsi="Times New Roman"/>
-                <w:sz w:val="20"/>
-                <w:szCs w:val="20"/>
+              <w:jc w:val="center"/>
+            </w:pPr>
+            <w:r>
+              <w:rPr>
+                <w:rFonts w:ascii="Times New Roman" w:hAnsi="Times New Roman"/>
+                <w:b/>
+                <w:bCs/>
+                <w:sz w:val="36"/>
+                <w:szCs w:val="36"/>
               </w:rPr>
               <w:t xml:space="preserve">{{mark_harm_level5}}</w:t>
             </w:r>
@@ -3503,18 +3503,20 @@
             <w:pPr>
               <w:spacing w:after="0" w:line="240" w:lineRule="atLeast"/>
               <w:contextualSpacing/>
-              <w:jc w:val="center"/>
               <w:rPr>
                 <w:rFonts w:ascii="Times New Roman" w:hAnsi="Times New Roman"/>
                 <w:sz w:val="20"/>
                 <w:szCs w:val="20"/>
               </w:rPr>
-            </w:pPr>
-            <w:r>
-              <w:rPr>
-                <w:rFonts w:ascii="Times New Roman" w:hAnsi="Times New Roman"/>
-                <w:sz w:val="20"/>
-                <w:szCs w:val="20"/>
+              <w:jc w:val="center"/>
+            </w:pPr>
+            <w:r>
+              <w:rPr>
+                <w:rFonts w:ascii="Times New Roman" w:hAnsi="Times New Roman"/>
+                <w:b/>
+                <w:bCs/>
+                <w:sz w:val="36"/>
+                <w:szCs w:val="36"/>
               </w:rPr>
               <w:t xml:space="preserve">{{mark_contract_level1}}</w:t>
             </w:r>
@@ -3644,18 +3646,20 @@
             <w:pPr>
               <w:spacing w:after="0" w:line="240" w:lineRule="atLeast"/>
               <w:contextualSpacing/>
-              <w:jc w:val="center"/>
               <w:rPr>
                 <w:rFonts w:ascii="Times New Roman" w:hAnsi="Times New Roman"/>
                 <w:sz w:val="20"/>
                 <w:szCs w:val="20"/>
               </w:rPr>
-            </w:pPr>
-            <w:r>
-              <w:rPr>
-                <w:rFonts w:ascii="Times New Roman" w:hAnsi="Times New Roman"/>
-                <w:sz w:val="20"/>
-                <w:szCs w:val="20"/>
+              <w:jc w:val="center"/>
+            </w:pPr>
+            <w:r>
+              <w:rPr>
+                <w:rFonts w:ascii="Times New Roman" w:hAnsi="Times New Roman"/>
+                <w:b/>
+                <w:bCs/>
+                <w:sz w:val="36"/>
+                <w:szCs w:val="36"/>
               </w:rPr>
               <w:t xml:space="preserve">{{mark_contract_level2}}</w:t>
             </w:r>
@@ -3801,18 +3805,20 @@
             <w:pPr>
               <w:spacing w:after="0" w:line="240" w:lineRule="atLeast"/>
               <w:contextualSpacing/>
-              <w:jc w:val="center"/>
               <w:rPr>
                 <w:rFonts w:ascii="Times New Roman" w:hAnsi="Times New Roman"/>
                 <w:sz w:val="20"/>
                 <w:szCs w:val="20"/>
               </w:rPr>
-            </w:pPr>
-            <w:r>
-              <w:rPr>
-                <w:rFonts w:ascii="Times New Roman" w:hAnsi="Times New Roman"/>
-                <w:sz w:val="20"/>
-                <w:szCs w:val="20"/>
+              <w:jc w:val="center"/>
+            </w:pPr>
+            <w:r>
+              <w:rPr>
+                <w:rFonts w:ascii="Times New Roman" w:hAnsi="Times New Roman"/>
+                <w:b/>
+                <w:bCs/>
+                <w:sz w:val="36"/>
+                <w:szCs w:val="36"/>
               </w:rPr>
               <w:t xml:space="preserve">{{mark_contract_level3}}</w:t>
             </w:r>
@@ -3958,18 +3964,20 @@
             <w:pPr>
               <w:spacing w:after="0" w:line="240" w:lineRule="atLeast"/>
               <w:contextualSpacing/>
-              <w:jc w:val="center"/>
               <w:rPr>
                 <w:rFonts w:ascii="Times New Roman" w:hAnsi="Times New Roman"/>
                 <w:sz w:val="20"/>
                 <w:szCs w:val="20"/>
               </w:rPr>
-            </w:pPr>
-            <w:r>
-              <w:rPr>
-                <w:rFonts w:ascii="Times New Roman" w:hAnsi="Times New Roman"/>
-                <w:sz w:val="20"/>
-                <w:szCs w:val="20"/>
+              <w:jc w:val="center"/>
+            </w:pPr>
+            <w:r>
+              <w:rPr>
+                <w:rFonts w:ascii="Times New Roman" w:hAnsi="Times New Roman"/>
+                <w:b/>
+                <w:bCs/>
+                <w:sz w:val="36"/>
+                <w:szCs w:val="36"/>
               </w:rPr>
               <w:t xml:space="preserve">{{mark_contract_level4}}</w:t>
             </w:r>
@@ -4115,18 +4123,20 @@
             <w:pPr>
               <w:spacing w:after="0" w:line="240" w:lineRule="atLeast"/>
               <w:contextualSpacing/>
-              <w:jc w:val="center"/>
               <w:rPr>
                 <w:rFonts w:ascii="Times New Roman" w:hAnsi="Times New Roman"/>
                 <w:sz w:val="20"/>
                 <w:szCs w:val="20"/>
               </w:rPr>
-            </w:pPr>
-            <w:r>
-              <w:rPr>
-                <w:rFonts w:ascii="Times New Roman" w:hAnsi="Times New Roman"/>
-                <w:sz w:val="20"/>
-                <w:szCs w:val="20"/>
+              <w:jc w:val="center"/>
+            </w:pPr>
+            <w:r>
+              <w:rPr>
+                <w:rFonts w:ascii="Times New Roman" w:hAnsi="Times New Roman"/>
+                <w:b/>
+                <w:bCs/>
+                <w:sz w:val="36"/>
+                <w:szCs w:val="36"/>
               </w:rPr>
               <w:t xml:space="preserve">{{mark_contract_level5}}</w:t>
             </w:r>

--- a/sro-docs/sro/СССС/templates/01_Заявление_о_вступлении.docx
+++ b/sro-docs/sro/СССС/templates/01_Заявление_о_вступлении.docx
@@ -145,7 +145,7 @@
                 <w:sz w:val="24"/>
                 <w:szCs w:val="24"/>
               </w:rPr>
-              <w:t xml:space="preserve"> б/н </w:t>
+              <w:t xml:space="preserve"> {{doc_number}} </w:t>
             </w:r>
             <w:r>
               <w:rPr>

--- a/sro-docs/sro/СССС/templates/01_Заявление_о_вступлении.docx
+++ b/sro-docs/sro/СССС/templates/01_Заявление_о_вступлении.docx
@@ -1441,7 +1441,7 @@
           <w:szCs w:val="24"/>
           <w:u w:val="single"/>
         </w:rPr>
-        <w:t xml:space="preserve">{{legal_form_full}} «</w:t>
+        <w:t xml:space="preserve">{{company_full_display}}</w:t>
       </w:r>
       <w:r>
         <w:rPr>
@@ -1450,7 +1450,7 @@
           <w:szCs w:val="24"/>
           <w:u w:val="single"/>
         </w:rPr>
-        <w:t xml:space="preserve">{{company_name_bare}}</w:t>
+        <w:t xml:space="preserve"/>
       </w:r>
       <w:r>
         <w:rPr>
@@ -1459,7 +1459,7 @@
           <w:szCs w:val="24"/>
           <w:u w:val="single"/>
         </w:rPr>
-        <w:t>»</w:t>
+        <w:t xml:space="preserve"/>
       </w:r>
       <w:r>
         <w:rPr>
@@ -1468,7 +1468,7 @@
           <w:szCs w:val="24"/>
           <w:u w:val="single"/>
         </w:rPr>
-        <w:t xml:space="preserve">; {{legal_form_short}} «</w:t>
+        <w:t xml:space="preserve">; {{company_short_display}}</w:t>
       </w:r>
       <w:r>
         <w:rPr>
@@ -1477,7 +1477,7 @@
           <w:szCs w:val="24"/>
           <w:u w:val="single"/>
         </w:rPr>
-        <w:t xml:space="preserve">{{short_name_bare}}</w:t>
+        <w:t xml:space="preserve"/>
       </w:r>
       <w:r>
         <w:rPr>
@@ -1486,7 +1486,7 @@
           <w:szCs w:val="24"/>
           <w:u w:val="single"/>
         </w:rPr>
-        <w:t>»</w:t>
+        <w:t xml:space="preserve"/>
       </w:r>
     </w:p>
     <w:p>
@@ -4359,31 +4359,31 @@
           <w:sz w:val="24"/>
           <w:szCs w:val="24"/>
         </w:rPr>
-        <w:t xml:space="preserve">{{legal_form_short}} </w:t>
-      </w:r>
-      <w:r>
-        <w:rPr>
-          <w:rFonts w:ascii="Times New Roman" w:hAnsi="Times New Roman"/>
-          <w:sz w:val="24"/>
-          <w:szCs w:val="24"/>
-        </w:rPr>
-        <w:t>«</w:t>
-      </w:r>
-      <w:r>
-        <w:rPr>
-          <w:rFonts w:ascii="Times New Roman" w:hAnsi="Times New Roman"/>
-          <w:sz w:val="24"/>
-          <w:szCs w:val="24"/>
-        </w:rPr>
-        <w:t xml:space="preserve">{{short_name_bare}}</w:t>
-      </w:r>
-      <w:r>
-        <w:rPr>
-          <w:rFonts w:ascii="Times New Roman" w:hAnsi="Times New Roman"/>
-          <w:sz w:val="24"/>
-          <w:szCs w:val="24"/>
-        </w:rPr>
-        <w:t>»</w:t>
+        <w:t xml:space="preserve">{{company_short_display}}</w:t>
+      </w:r>
+      <w:r>
+        <w:rPr>
+          <w:rFonts w:ascii="Times New Roman" w:hAnsi="Times New Roman"/>
+          <w:sz w:val="24"/>
+          <w:szCs w:val="24"/>
+        </w:rPr>
+        <w:t xml:space="preserve"/>
+      </w:r>
+      <w:r>
+        <w:rPr>
+          <w:rFonts w:ascii="Times New Roman" w:hAnsi="Times New Roman"/>
+          <w:sz w:val="24"/>
+          <w:szCs w:val="24"/>
+        </w:rPr>
+        <w:t xml:space="preserve"/>
+      </w:r>
+      <w:r>
+        <w:rPr>
+          <w:rFonts w:ascii="Times New Roman" w:hAnsi="Times New Roman"/>
+          <w:sz w:val="24"/>
+          <w:szCs w:val="24"/>
+        </w:rPr>
+        <w:t xml:space="preserve"/>
       </w:r>
       <w:r>
         <w:rPr>

--- a/sro-docs/sro/СССС/templates/01_Заявление_о_вступлении.docx
+++ b/sro-docs/sro/СССС/templates/01_Заявление_о_вступлении.docx
@@ -4351,15 +4351,15 @@
           <w:sz w:val="24"/>
           <w:szCs w:val="24"/>
         </w:rPr>
-        <w:t xml:space="preserve">{{director_position}} </w:t>
-      </w:r>
-      <w:r>
-        <w:rPr>
-          <w:rFonts w:ascii="Times New Roman" w:hAnsi="Times New Roman"/>
-          <w:sz w:val="24"/>
-          <w:szCs w:val="24"/>
-        </w:rPr>
-        <w:t xml:space="preserve">{{company_short_display}}</w:t>
+        <w:t xml:space="preserve">{{signatory_position_inline}}</w:t>
+      </w:r>
+      <w:r>
+        <w:rPr>
+          <w:rFonts w:ascii="Times New Roman" w:hAnsi="Times New Roman"/>
+          <w:sz w:val="24"/>
+          <w:szCs w:val="24"/>
+        </w:rPr>
+        <w:t xml:space="preserve">{{signatory_name}}</w:t>
       </w:r>
       <w:r>
         <w:rPr>
